--- a/合集打印版/励志故事·朗读手册.docx
+++ b/合集打印版/励志故事·朗读手册.docx
@@ -42,7 +42,7 @@
           <w:b/>
           <w:sz w:val="36"/>
         </w:rPr>
-        <w:t>名人轶事与励志小故事　共 12 12 篇</w:t>
+        <w:t>名人轶事与励志小故事　共 17 篇</w:t>
       </w:r>
     </w:p>
     <w:p>
@@ -1006,6 +1006,391 @@
         <w:t>刘伟没有了手，就没有抱怨手，而是问自己：我还有什么？——还有一双脚，还有一颗不肯认输的心。遇到难关的时候，别光盯着"我失去了什么"，多问问"我还有什么"，再问问"我还能做什么"。</w:t>
       </w:r>
     </w:p>
+    <w:p>
+      <w:pPr>
+        <w:pageBreakBefore/>
+        <w:spacing w:line="312" w:lineRule="auto" w:before="0" w:after="80"/>
+      </w:pPr>
+      <w:r>
+        <w:rPr>
+          <w:rFonts w:ascii="黑体" w:hAnsi="黑体" w:eastAsia="黑体"/>
+          <w:b/>
+          <w:sz w:val="32"/>
+        </w:rPr>
+        <w:t>13　亚洲飞人</w:t>
+      </w:r>
+    </w:p>
+    <w:p>
+      <w:pPr>
+        <w:pageBreakBefore w:val="0"/>
+        <w:spacing w:line="312" w:lineRule="auto" w:before="0" w:after="200"/>
+      </w:pPr>
+      <w:r>
+        <w:rPr>
+          <w:rFonts w:ascii="宋体" w:hAnsi="宋体" w:eastAsia="宋体"/>
+          <w:b w:val="0"/>
+          <w:color w:val="595959"/>
+          <w:sz w:val="20"/>
+        </w:rPr>
+        <w:t>人物：苏炳添 ｜ 成就：男子百米亚洲纪录保持者（9 秒 83） ｜ 知识点：科学训练，挑战"不可能" ｜ 适读年龄：6~14 岁 ｜ 朗读时长：约 6 分钟</w:t>
+      </w:r>
+    </w:p>
+    <w:p>
+      <w:pPr>
+        <w:pageBreakBefore w:val="0"/>
+        <w:spacing w:line="312" w:lineRule="auto" w:before="0" w:after="0"/>
+        <w:ind w:firstLine="480"/>
+      </w:pPr>
+      <w:r>
+        <w:rPr>
+          <w:rFonts w:ascii="楷体" w:hAnsi="楷体" w:eastAsia="楷体"/>
+          <w:b w:val="0"/>
+          <w:sz w:val="24"/>
+        </w:rPr>
+        <w:t>在短跑界，流行着一种"人种论"：百米短跑是黑人的天下，黄种人的身体条件，跑不进十秒。 有个人不信。他叫苏炳添，广东中山人，身高只有一米七二——在动辄一米九的短跑高手堆里，他就像个"小个子"。 可就是这个"小个子"，一步一个脚印地往前追：2015 年，他成为第一位百米跑进 10 秒的亚洲本土选手；2018 年，跑出 9 秒 91 追平亚洲纪录。 但对苏炳添来说，最惊人的还不是这些，而是 28 岁那年的决定。 那年，他的教练兰迪·亨廷顿看完他的技术录像，指出了一个"大问题"：他的起跑脚是右脚，摆臂和发力节奏，在高速度下存在瓶颈。想突破，就要**换起跑脚**——把十几年的技术动作，推倒重来！ 这是什么概念？相当于一个写了十几年字的人，让你换成左手写字；一个用右手拿筷子的人，从此改用左手。对短跑运动员来说，28 岁早已是"高龄"，重新学跑步，等于把职业生涯当赌注。 练！苏炳添从最基础的动作开始：一遍遍看录像，一遍遍调整起跑器的距离和角度，一个细节一个细节地抠。为了找到最佳感觉，他甚至在酒店房间里，用手机反复拍自己的起跑动作，逐帧分析。 科学训练的细节，精细到"变态"：每天记录起跑反应时、步频、步幅；吃饭精确到克；睡觉都保持固定时间，以保证肌肉记忆。 2021 年 8 月 1 日，东京奥运会男子百米半决赛。 三十二岁的苏炳添站上起跑线。发令枪响——起跑、加速、途中跑、冲刺—— **9 秒 83！** 新的亚洲纪录！半决赛第一名！他成为第一位站上奥运会男子百米决赛跑道的中国人！ 全场沸腾，全网刷屏，人们叫他"苏神"。可苏炳添说：哪有什么神，我只是把每一个细节，都练到了极致。 赛后他还带来一个甜蜜的"副产品"：他研究起跑的论文，发表在了体育科学期刊上——他把"怎么跑得快"的经验，变成了学术成果，留给了后来的运动员。 三十二岁，身高一米七二，苏炳添用 9 秒 83 告诉世界： 所谓"人种论"、"年龄论"，在科学训练和顽强意志面前，都是纸老虎。</w:t>
+      </w:r>
+    </w:p>
+    <w:p>
+      <w:pPr>
+        <w:pageBreakBefore w:val="0"/>
+        <w:spacing w:line="312" w:lineRule="auto" w:before="200" w:after="0"/>
+      </w:pPr>
+      <w:r>
+        <w:rPr>
+          <w:rFonts w:ascii="宋体" w:hAnsi="宋体" w:eastAsia="宋体"/>
+          <w:b/>
+          <w:color w:val="595959"/>
+          <w:sz w:val="23"/>
+        </w:rPr>
+        <w:t>小启示：</w:t>
+      </w:r>
+    </w:p>
+    <w:p>
+      <w:pPr>
+        <w:pageBreakBefore w:val="0"/>
+        <w:spacing w:line="312" w:lineRule="auto" w:before="0" w:after="0"/>
+      </w:pPr>
+      <w:r>
+        <w:rPr>
+          <w:rFonts w:ascii="宋体" w:hAnsi="宋体" w:eastAsia="宋体"/>
+          <w:b w:val="0"/>
+          <w:color w:val="595959"/>
+          <w:sz w:val="23"/>
+        </w:rPr>
+        <w:t>别人说"不可能"的时候，苏炳添在抠每一个技术细节。身高不够，科学来补；年龄大了，意志来顶。你的"起跑脚"，也值得为梦想重新练一次。</w:t>
+      </w:r>
+    </w:p>
+    <w:p>
+      <w:pPr>
+        <w:pageBreakBefore/>
+        <w:spacing w:line="312" w:lineRule="auto" w:before="0" w:after="80"/>
+      </w:pPr>
+      <w:r>
+        <w:rPr>
+          <w:rFonts w:ascii="黑体" w:hAnsi="黑体" w:eastAsia="黑体"/>
+          <w:b/>
+          <w:sz w:val="32"/>
+        </w:rPr>
+        <w:t>14　轮椅上的宇宙学家</w:t>
+      </w:r>
+    </w:p>
+    <w:p>
+      <w:pPr>
+        <w:pageBreakBefore w:val="0"/>
+        <w:spacing w:line="312" w:lineRule="auto" w:before="0" w:after="200"/>
+      </w:pPr>
+      <w:r>
+        <w:rPr>
+          <w:rFonts w:ascii="宋体" w:hAnsi="宋体" w:eastAsia="宋体"/>
+          <w:b w:val="0"/>
+          <w:color w:val="595959"/>
+          <w:sz w:val="20"/>
+        </w:rPr>
+        <w:t>人物：斯蒂芬·霍金 ｜ 成就：《时间简史》、黑洞理论 ｜ 知识点：思想的翅膀 ｜ 适读年龄：8~14 岁 ｜ 朗读时长：约 6 分钟</w:t>
+      </w:r>
+    </w:p>
+    <w:p>
+      <w:pPr>
+        <w:pageBreakBefore w:val="0"/>
+        <w:spacing w:line="312" w:lineRule="auto" w:before="0" w:after="0"/>
+        <w:ind w:firstLine="480"/>
+      </w:pPr>
+      <w:r>
+        <w:rPr>
+          <w:rFonts w:ascii="楷体" w:hAnsi="楷体" w:eastAsia="楷体"/>
+          <w:b w:val="0"/>
+          <w:sz w:val="24"/>
+        </w:rPr>
+        <w:t>二十一岁那年，剑桥大学的研究生霍金被确诊患了一种罕见的病——肌肉萎缩性侧索硬化症（渐冻症）。医生告诉他： "你还有两年的生命。" 霍金 depressed 了很长一段时间。两年的时光，还够做什么呢？ 他想了很久，最终决定：既然生命只剩两年，那这两年，要做自己最爱的事——研究宇宙。 结果，两年过去了，他不但活着，还完成了博士论文。病魔的脚步比医生预言的慢，但确实在一步步紧逼：他渐渐失去了行走能力，坐上了轮椅；后来失去了写字能力，只能靠心算——他有超强的"脑内黑板"，公式都能在脑子里推演；再后来，连说话的能力也失去了。 说话没了，怎么研究和交流呢？ 工程师为他装上了一台语音合成器。他用还能活动的几根手指，操作一个开关，在屏幕上一个个选词，再由合成器"说"出来。后来病情加重，连手指也不听了，就改用脸颊肌肉的微小抽动来控制——一分钟，只能"说"几个单词。 就这样，一个几乎全身瘫痪、只能靠脸颊说话的人，研究着宇宙里最宏大的问题： 黑洞到底是什么？他提出了震动学界的"霍金辐射"理论——黑洞并不是全黑的，它会缓慢地"蒸发"出辐射。这个理论，把量子力学和引力理论连在了一起。 他还写了一本书，《时间简史》。这本书讲时间、讲黑洞、讲宇宙的起源和命运，全球销量超过两千五百万册——一本讲宇宙的科普书，成了现象级畅销书。人们排队买它，就像排队去买一张通往宇宙的门票。 1985 年，为了让更多人体验太空，霍金乘坐零重力飞机，体验了二十五秒的失重——轮椅稳稳地"飞"了起来。他从"座位"上飘起来的那一刻，满脸都是笑。 有记者问他：疾病给您带来了什么？ 霍金用合成器一字一顿地回答："它让我更加珍惜生命，也让我明白——只要有智慧在，人的身体即使被禁锢，思想也可以自由地飞遍整个宇宙。" 七十六岁那年，霍金离开了地球。他说过要去"星星那里"，而全世界都记得他轮椅上的样子—— 身体困在轮椅里，思想却在黑洞边缘跳舞。</w:t>
+      </w:r>
+    </w:p>
+    <w:p>
+      <w:pPr>
+        <w:pageBreakBefore w:val="0"/>
+        <w:spacing w:line="312" w:lineRule="auto" w:before="200" w:after="0"/>
+      </w:pPr>
+      <w:r>
+        <w:rPr>
+          <w:rFonts w:ascii="宋体" w:hAnsi="宋体" w:eastAsia="宋体"/>
+          <w:b/>
+          <w:color w:val="595959"/>
+          <w:sz w:val="23"/>
+        </w:rPr>
+        <w:t>小启示：</w:t>
+      </w:r>
+    </w:p>
+    <w:p>
+      <w:pPr>
+        <w:pageBreakBefore w:val="0"/>
+        <w:spacing w:line="312" w:lineRule="auto" w:before="0" w:after="0"/>
+      </w:pPr>
+      <w:r>
+        <w:rPr>
+          <w:rFonts w:ascii="宋体" w:hAnsi="宋体" w:eastAsia="宋体"/>
+          <w:b w:val="0"/>
+          <w:color w:val="595959"/>
+          <w:sz w:val="23"/>
+        </w:rPr>
+        <w:t>霍金的轮椅只能困住他的身体，困不住他的思想。境遇可以限制你"在哪里"，却限制不了你"想什么"、"成为谁"。保护好自己的好奇心和想象力——那是任何病痛和困难都拿不走的翅膀。</w:t>
+      </w:r>
+    </w:p>
+    <w:p>
+      <w:pPr>
+        <w:pageBreakBefore/>
+        <w:spacing w:line="312" w:lineRule="auto" w:before="0" w:after="80"/>
+      </w:pPr>
+      <w:r>
+        <w:rPr>
+          <w:rFonts w:ascii="黑体" w:hAnsi="黑体" w:eastAsia="黑体"/>
+          <w:b/>
+          <w:sz w:val="32"/>
+        </w:rPr>
+        <w:t>15　退稿十二次的魔法妈妈</w:t>
+      </w:r>
+    </w:p>
+    <w:p>
+      <w:pPr>
+        <w:pageBreakBefore w:val="0"/>
+        <w:spacing w:line="312" w:lineRule="auto" w:before="0" w:after="200"/>
+      </w:pPr>
+      <w:r>
+        <w:rPr>
+          <w:rFonts w:ascii="宋体" w:hAnsi="宋体" w:eastAsia="宋体"/>
+          <w:b w:val="0"/>
+          <w:color w:val="595959"/>
+          <w:sz w:val="20"/>
+        </w:rPr>
+        <w:t>人物：J.K.罗琳 ｜ 成就：《哈利·波特》系列作者 ｜ 知识点：被拒绝之后 ｜ 适读年龄：8~14 岁 ｜ 朗读时长：约 6 分钟</w:t>
+      </w:r>
+    </w:p>
+    <w:p>
+      <w:pPr>
+        <w:pageBreakBefore w:val="0"/>
+        <w:spacing w:line="312" w:lineRule="auto" w:before="0" w:after="0"/>
+        <w:ind w:firstLine="480"/>
+      </w:pPr>
+      <w:r>
+        <w:rPr>
+          <w:rFonts w:ascii="楷体" w:hAnsi="楷体" w:eastAsia="楷体"/>
+          <w:b w:val="0"/>
+          <w:sz w:val="24"/>
+        </w:rPr>
+        <w:t>1990 年，一个从曼彻斯特开往伦敦的火车上，列车晚点了四个小时。 一位二十四岁的姑娘望着窗外，忽然，一个想法"啪"地闯进脑海：一个不知道自己是巫师的男孩，去了一所魔法学校读书…… 她激动坏了，可尴尬的是——她手上没有笔！ 没法写，她就在脑子里想。她后来回忆：自己坐在列车上，用了四个小时，在脑海里把这个瘦瘦的、黑发的、戴眼镜的小巫师，想象得越来越清晰。他就是——哈利·波特。 姑娘叫乔安妮·罗琳，后来大家叫她 J.K.罗琳。 她的人生，那时正处在低谷：母亲去世，婚姻破裂，成了单身妈妈，带着年幼的女儿，靠失业救济金生活。她被诊断出抑郁，一度觉得自己是"全世界最失败的人"。 可哈利·波特的故事，在她心里越长越大。 她推着婴儿车，走到爱丁堡的咖啡馆里，点一杯最便宜的咖啡，趁女儿睡着的时候写作。窗外人来人往，桌上咖啡渐凉，纸上的魔法世界越来越完整。 书稿写完，寄给出版社—— **退稿。** 再寄——**退稿。** 十二家出版社，退稿十二次！编辑们的理由：这类魔法故事太长了，孩子们不会喜欢。 被拒绝第十二次时，罗琳几乎要放弃了。转机来自一家小出版社的编辑——他八岁的女儿读了第一章，吵着要立刻看下一章！出版社决定赌一把，只印了五百册，付给罗琳的稿费约一千五百英镑。 然后，魔法发生了。 《哈利·波特与魔法石》出版后，孩子们口口相传，销量节节攀升，"哈利·波特热"席卷英国、席卷全世界。这个系列被翻译成八十多种语言，全球销量超过五亿册，成为史上最畅销的图书系列；电影、主题公园……魔法世界变成了一个真实存在的产业。 罗琳从靠救济金生活的单亲妈妈，变成了全世界收入最高的作家之一。 多年后，她应邀在哈佛大学毕业典礼上演讲，讲起了那段低谷岁月，说了一句广为流传的话： "失败意味着剥去无关紧要的东西……谷底，成了我重建生活的坚实地基。" 十二家出版社的退稿信还锁在抽屉里，而第十三次投稿，改变了一个时代孩子的童年。</w:t>
+      </w:r>
+    </w:p>
+    <w:p>
+      <w:pPr>
+        <w:pageBreakBefore w:val="0"/>
+        <w:spacing w:line="312" w:lineRule="auto" w:before="200" w:after="0"/>
+      </w:pPr>
+      <w:r>
+        <w:rPr>
+          <w:rFonts w:ascii="宋体" w:hAnsi="宋体" w:eastAsia="宋体"/>
+          <w:b/>
+          <w:color w:val="595959"/>
+          <w:sz w:val="23"/>
+        </w:rPr>
+        <w:t>小启示：</w:t>
+      </w:r>
+    </w:p>
+    <w:p>
+      <w:pPr>
+        <w:pageBreakBefore w:val="0"/>
+        <w:spacing w:line="312" w:lineRule="auto" w:before="0" w:after="0"/>
+      </w:pPr>
+      <w:r>
+        <w:rPr>
+          <w:rFonts w:ascii="宋体" w:hAnsi="宋体" w:eastAsia="宋体"/>
+          <w:b w:val="0"/>
+          <w:color w:val="595959"/>
+          <w:sz w:val="23"/>
+        </w:rPr>
+        <w:t>被拒绝十二次，很多人在第二次、第三次就放下了手里的笔。罗琳的故事说的是：拒绝不是对你才华的判决，只是别人的一次"没看懂"。你的魔法世界，值得再投第十三次。</w:t>
+      </w:r>
+    </w:p>
+    <w:p>
+      <w:pPr>
+        <w:pageBreakBefore/>
+        <w:spacing w:line="312" w:lineRule="auto" w:before="0" w:after="80"/>
+      </w:pPr>
+      <w:r>
+        <w:rPr>
+          <w:rFonts w:ascii="黑体" w:hAnsi="黑体" w:eastAsia="黑体"/>
+          <w:b/>
+          <w:sz w:val="32"/>
+        </w:rPr>
+        <w:t>16　从失败清单到总统</w:t>
+      </w:r>
+    </w:p>
+    <w:p>
+      <w:pPr>
+        <w:pageBreakBefore w:val="0"/>
+        <w:spacing w:line="312" w:lineRule="auto" w:before="0" w:after="200"/>
+      </w:pPr>
+      <w:r>
+        <w:rPr>
+          <w:rFonts w:ascii="宋体" w:hAnsi="宋体" w:eastAsia="宋体"/>
+          <w:b w:val="0"/>
+          <w:color w:val="595959"/>
+          <w:sz w:val="20"/>
+        </w:rPr>
+        <w:t>人物：亚伯拉罕·林肯 ｜ 成就：美国第十六任总统 ｜ 知识点：永不放弃（流传的励志版本） ｜ 适读年龄：8~14 岁 ｜ 朗读时长：约 5 分钟</w:t>
+      </w:r>
+    </w:p>
+    <w:p>
+      <w:pPr>
+        <w:pageBreakBefore w:val="0"/>
+        <w:spacing w:line="312" w:lineRule="auto" w:before="0" w:after="0"/>
+        <w:ind w:firstLine="480"/>
+      </w:pPr>
+      <w:r>
+        <w:rPr>
+          <w:rFonts w:ascii="楷体" w:hAnsi="楷体" w:eastAsia="楷体"/>
+          <w:b w:val="0"/>
+          <w:sz w:val="24"/>
+        </w:rPr>
+        <w:t>在美国，流传着一份著名的"失败清单"，清单的主人，是亚伯拉罕·林肯。 清单上密密麻麻，记的是他半辈子的挫折—— 二十二岁，做生意失败； 二十三岁，竞选州议员失败； 二十四岁，再次经商，破产了，他用整整十六年才还清债务； 二十九岁，争取成为州议员发言人，失败； 三十一岁、三十四岁，竞选接连受挫； 四十岁，争取国会提名，失败； 四十六岁、四十八岁，两次竞选参议员，失败； 五十五岁，争取副总统提名，失败； …… 如果把这些年份连起来看，林肯的前半生，几乎就是一部"失败大全"。 可这份清单的最后一行，是—— 五十一岁，当选美国第十六任总统。 从穷小子到总统，林肯靠什么撑过来的？他自己说过一句名言，大意是：我的成功，就是"我走得很慢，但我从不后退"。 出身贫寒的林肯，一辈子只上过不到一年的学，他的学问全靠借书自学。他当过船工、店员、邮递员、土地测量员，无论多忙，都坚持读书——没有纸，就用木炭在木板上写字。 竞选失利、生意破产、亲友离世……命运一次次把他按倒在地，他一次次爬起来，掸掸土，继续走自己的路。 当上总统后，他面临的挑战更严峻：国家因奴隶制问题分裂，南北战争爆发， four 年内战，压力如山。可他顶住了，签发了《解放黑人奴隶宣言》，为美国保留了统一，也为千百万被奴役的人赢得了自由。 有人统计过林肯的挫折次数，那份清单常被励志课程引用。虽然其中细节经过后人润色，但它讲出的道理真实不虚： 成功的人，不是没跌倒过，而是跌倒的次数，永远比放弃的次数多一次。</w:t>
+      </w:r>
+    </w:p>
+    <w:p>
+      <w:pPr>
+        <w:pageBreakBefore w:val="0"/>
+        <w:spacing w:line="312" w:lineRule="auto" w:before="0" w:after="80"/>
+      </w:pPr>
+      <w:r>
+        <w:rPr>
+          <w:rFonts w:ascii="宋体" w:hAnsi="宋体" w:eastAsia="宋体"/>
+          <w:b w:val="0"/>
+          <w:color w:val="595959"/>
+          <w:sz w:val="21"/>
+        </w:rPr>
+        <w:t>**共读提示**：林肯的挫折清单在流传中被后人丰富润色，讲故事时可以告诉孩子：故事或有演绎，但"他经历了无数次失败仍不放弃"，是真的。</w:t>
+      </w:r>
+    </w:p>
+    <w:p>
+      <w:pPr>
+        <w:pageBreakBefore w:val="0"/>
+        <w:spacing w:line="312" w:lineRule="auto" w:before="200" w:after="0"/>
+      </w:pPr>
+      <w:r>
+        <w:rPr>
+          <w:rFonts w:ascii="宋体" w:hAnsi="宋体" w:eastAsia="宋体"/>
+          <w:b/>
+          <w:color w:val="595959"/>
+          <w:sz w:val="23"/>
+        </w:rPr>
+        <w:t>小启示：</w:t>
+      </w:r>
+    </w:p>
+    <w:p>
+      <w:pPr>
+        <w:pageBreakBefore w:val="0"/>
+        <w:spacing w:line="312" w:lineRule="auto" w:before="0" w:after="0"/>
+      </w:pPr>
+      <w:r>
+        <w:rPr>
+          <w:rFonts w:ascii="宋体" w:hAnsi="宋体" w:eastAsia="宋体"/>
+          <w:b w:val="0"/>
+          <w:color w:val="595959"/>
+          <w:sz w:val="23"/>
+        </w:rPr>
+        <w:t>林肯的"失败清单"那么长，可历史只记住了最后一行——"当选总统"。你眼下的一次失败，只是清单上的一行字；只要不后退，最后一行，永远空着等你去写。</w:t>
+      </w:r>
+    </w:p>
+    <w:p>
+      <w:pPr>
+        <w:pageBreakBefore/>
+        <w:spacing w:line="312" w:lineRule="auto" w:before="0" w:after="80"/>
+      </w:pPr>
+      <w:r>
+        <w:rPr>
+          <w:rFonts w:ascii="黑体" w:hAnsi="黑体" w:eastAsia="黑体"/>
+          <w:b/>
+          <w:sz w:val="32"/>
+        </w:rPr>
+        <w:t>17　雪道上的谷爱凌</w:t>
+      </w:r>
+    </w:p>
+    <w:p>
+      <w:pPr>
+        <w:pageBreakBefore w:val="0"/>
+        <w:spacing w:line="312" w:lineRule="auto" w:before="0" w:after="200"/>
+      </w:pPr>
+      <w:r>
+        <w:rPr>
+          <w:rFonts w:ascii="宋体" w:hAnsi="宋体" w:eastAsia="宋体"/>
+          <w:b w:val="0"/>
+          <w:color w:val="595959"/>
+          <w:sz w:val="20"/>
+        </w:rPr>
+        <w:t>人物：谷爱凌 ｜ 成就：2022 北京冬奥会两金一银 ｜ 知识点：热爱 + 自律 + 敢于挑战 ｜ 适读年龄：6~14 岁 ｜ 朗读时长：约 6 分钟</w:t>
+      </w:r>
+    </w:p>
+    <w:p>
+      <w:pPr>
+        <w:pageBreakBefore w:val="0"/>
+        <w:spacing w:line="312" w:lineRule="auto" w:before="0" w:after="0"/>
+        <w:ind w:firstLine="480"/>
+      </w:pPr>
+      <w:r>
+        <w:rPr>
+          <w:rFonts w:ascii="楷体" w:hAnsi="楷体" w:eastAsia="楷体"/>
+          <w:b w:val="0"/>
+          <w:sz w:val="24"/>
+        </w:rPr>
+        <w:t>2022 年 2 月 8 日，北京冬奥会，自由式滑雪女子大跳台决赛。 十八岁的谷爱凌站在出发台上。前两跳过后，她排在第三名——想要金牌，最后一跳必须拿出一个她从没在正式比赛中完成过的高难度动作：向左偏轴转体 1620 度。 妈妈在场边建议："求稳，来个稳当的动作，保住奖牌。" 全世界的目光都聚在她身上。谷爱凌深吸一口气，心里想的却是另一件事："我不是要打败别人，我是要挑战自己的极限。" 她选择了 1620。 出发、加速、腾空——身体在空中旋转，一周、两周、三周、四周半—— 落地！稳稳落地！ 金牌！全场沸腾！谷爱凌自己也难以置信，捂着头跪在雪地上，喜极而泣。她成为中国首位在冬奥会自由式滑雪项目上夺金的运动员，这一跳也被载入史册。 这届冬奥会，她一共拿下两金一银：大跳台金牌、U 型场地金牌、坡面障碍技巧银牌。 人们叫她"滑雪天才少女"，可谷爱凌最不爱听"天才"两个字。 她的秘密，第一是**热爱**。"我滑雪是因为好玩。"她说。别人训练是苦差事，她把每一个新动作都当成闯关游戏，摔了就笑，爬起来再试。 第二是**自律**。她既是全职学生，又是职业运动员，怎么兼顾？她的答案是：滑雪季专心训练比赛，上学季专心读书；写作业就在车上写；每天睡够十小时——她说，睡觉是她"最重要的秘密武器"。凭着这份自律，她一边拿下冬奥金牌，一边考进了斯坦福大学。 第三是**敢于挑战**。大跳台决赛的最后一跳，跳稳动作，是银牌；跳 1620，可能是金牌，也可能摔倒一无所有。她选了那条更难的路——因为对她来说，"挑战自己没做过的事"，本身就是奖励。 训练这些年，她断过锁骨、裂过手骨、摔到过失忆十分钟——每一次，她都回来了。 领奖台上，十八岁的谷爱凌咬着金牌笑得灿烂。她说："我想让更多年轻人，尤其是女孩们知道——体育不分性别，你可以做到任何你想做的事。"</w:t>
+      </w:r>
+    </w:p>
+    <w:p>
+      <w:pPr>
+        <w:pageBreakBefore w:val="0"/>
+        <w:spacing w:line="312" w:lineRule="auto" w:before="200" w:after="0"/>
+      </w:pPr>
+      <w:r>
+        <w:rPr>
+          <w:rFonts w:ascii="宋体" w:hAnsi="宋体" w:eastAsia="宋体"/>
+          <w:b/>
+          <w:color w:val="595959"/>
+          <w:sz w:val="23"/>
+        </w:rPr>
+        <w:t>小启示：</w:t>
+      </w:r>
+    </w:p>
+    <w:p>
+      <w:pPr>
+        <w:pageBreakBefore w:val="0"/>
+        <w:spacing w:line="312" w:lineRule="auto" w:before="0" w:after="0"/>
+      </w:pPr>
+      <w:r>
+        <w:rPr>
+          <w:rFonts w:ascii="宋体" w:hAnsi="宋体" w:eastAsia="宋体"/>
+          <w:b w:val="0"/>
+          <w:color w:val="595959"/>
+          <w:sz w:val="23"/>
+        </w:rPr>
+        <w:t>谷爱凌的金牌公式 = 热爱 + 自律 + 敢于挑战。每天睡够觉是自律，把训练当游戏是热爱，最后一条敢于跳从未跳过的动作是勇气。集齐这三样，你也能在自己擅长的地方，"凌"空起飞。</w:t>
+      </w:r>
+    </w:p>
     <w:sectPr>
       <w:footerReference w:type="default" r:id="rId9"/>
       <w:pgSz w:w="12240" w:h="15840"/>

--- a/合集打印版/励志故事·朗读手册.docx
+++ b/合集打印版/励志故事·朗读手册.docx
@@ -42,7 +42,7 @@
           <w:b/>
           <w:sz w:val="36"/>
         </w:rPr>
-        <w:t>名人轶事与励志小故事　共 17 篇</w:t>
+        <w:t>名人轶事与励志小故事　共 19 篇</w:t>
       </w:r>
     </w:p>
     <w:p>
@@ -1391,6 +1391,154 @@
         <w:t>谷爱凌的金牌公式 = 热爱 + 自律 + 敢于挑战。每天睡够觉是自律，把训练当游戏是热爱，最后一条敢于跳从未跳过的动作是勇气。集齐这三样，你也能在自己擅长的地方，"凌"空起飞。</w:t>
       </w:r>
     </w:p>
+    <w:p>
+      <w:pPr>
+        <w:pageBreakBefore/>
+        <w:spacing w:line="312" w:lineRule="auto" w:before="0" w:after="80"/>
+      </w:pPr>
+      <w:r>
+        <w:rPr>
+          <w:rFonts w:ascii="黑体" w:hAnsi="黑体" w:eastAsia="黑体"/>
+          <w:b/>
+          <w:sz w:val="32"/>
+        </w:rPr>
+        <w:t>18　提灯女神南丁格尔</w:t>
+      </w:r>
+    </w:p>
+    <w:p>
+      <w:pPr>
+        <w:pageBreakBefore w:val="0"/>
+        <w:spacing w:line="312" w:lineRule="auto" w:before="0" w:after="200"/>
+      </w:pPr>
+      <w:r>
+        <w:rPr>
+          <w:rFonts w:ascii="宋体" w:hAnsi="宋体" w:eastAsia="宋体"/>
+          <w:b w:val="0"/>
+          <w:color w:val="595959"/>
+          <w:sz w:val="20"/>
+        </w:rPr>
+        <w:t>人物：弗洛伦斯·南丁格尔 ｜ 成就：现代护理学创始人 ｜ 知识点：仁爱 + 专业 ｜ 适读年龄：6~14 岁 ｜ 朗读时长：约 6 分钟</w:t>
+      </w:r>
+    </w:p>
+    <w:p>
+      <w:pPr>
+        <w:pageBreakBefore w:val="0"/>
+        <w:spacing w:line="312" w:lineRule="auto" w:before="0" w:after="0"/>
+        <w:ind w:firstLine="480"/>
+      </w:pPr>
+      <w:r>
+        <w:rPr>
+          <w:rFonts w:ascii="楷体" w:hAnsi="楷体" w:eastAsia="楷体"/>
+          <w:b w:val="0"/>
+          <w:sz w:val="24"/>
+        </w:rPr>
+        <w:t>1820 年，弗洛伦斯·南丁格尔出生在意大利的佛罗伦萨，后来全家回到英国。她出身富裕家庭，从小锦衣玉食，仆人成群。 但她做了一个让所有人震惊的决定——她要去当护士。 要知道，在那个年代，护士是社会地位最低的职业之一。医院条件极差，护士们没有受过专业训练，甚至有人酗酒、偷窃。富家小姐去做护士？全家人都反对。 南丁格尔却坚定不移。她自学护理知识，去德国学习护理技术，回国后在伦敦一家妇女医院担任院长。 1854 年，克里米亚战争爆发。前线伤兵成千上万，却缺乏基本的医疗护理。南丁格尔带领三十八名护士，奔赴战场。 前线的条件比想象中更加恶劣：医院脏乱差，伤兵们躺在地上，没有干净的绷带，没有足够的食物，伤口感染化脓，死亡率高达 42%。 南丁格尔做了几件事—— 她带领护士们彻底清洁医院：刷洗地板、更换床单、开通风窗。她改善伙食，给伤兵增加营养。她还建立了一个厨房和洗衣房，让伤兵能吃上热饭、穿上干净衣服。 最重要的，是她的陪伴。 每天夜里，当所有医生和护士都去休息后，南丁格尔会提着一盏小小的油灯，逐一巡视病房。她走到每个伤兵身边，轻声问候，帮他们调整被褥，写家书。 伤兵们说："提灯女神来了！"看到她的灯光，就像看到了希望。 在她的努力下，前线伤兵的死亡率从 42% 降到了 2%！ 战争结束后，南丁格尔回到英国。她用政府奖励的基金，创办了世界上第一所正规的护士学校，培养了一代又一代专业护士。她还写下了《护理笔记》，为现代护理学奠定了基础。 每年 5 月 12 日——南丁格尔的生日——被定为国际护士节。全世界每一家医院的授帽仪式上，新护士们都会庄严宣誓，传承南丁格尔的精神。 那盏小小的油灯，照亮了无数伤兵的夜晚，也照亮了整个护理学的未来。</w:t>
+      </w:r>
+    </w:p>
+    <w:p>
+      <w:pPr>
+        <w:pageBreakBefore w:val="0"/>
+        <w:spacing w:line="312" w:lineRule="auto" w:before="200" w:after="0"/>
+      </w:pPr>
+      <w:r>
+        <w:rPr>
+          <w:rFonts w:ascii="宋体" w:hAnsi="宋体" w:eastAsia="宋体"/>
+          <w:b/>
+          <w:color w:val="595959"/>
+          <w:sz w:val="23"/>
+        </w:rPr>
+        <w:t>小启示：</w:t>
+      </w:r>
+    </w:p>
+    <w:p>
+      <w:pPr>
+        <w:pageBreakBefore w:val="0"/>
+        <w:spacing w:line="312" w:lineRule="auto" w:before="0" w:after="0"/>
+      </w:pPr>
+      <w:r>
+        <w:rPr>
+          <w:rFonts w:ascii="宋体" w:hAnsi="宋体" w:eastAsia="宋体"/>
+          <w:b w:val="0"/>
+          <w:color w:val="595959"/>
+          <w:sz w:val="23"/>
+        </w:rPr>
+        <w:t>南丁格尔放弃锦衣玉食，选择了最需要她的地方。真正的伟大，不在于你有多高的地位，而在于你愿意为别人付出多少。那盏小小的灯，照亮的不只是病房，更是人心。</w:t>
+      </w:r>
+    </w:p>
+    <w:p>
+      <w:pPr>
+        <w:pageBreakBefore/>
+        <w:spacing w:line="312" w:lineRule="auto" w:before="0" w:after="80"/>
+      </w:pPr>
+      <w:r>
+        <w:rPr>
+          <w:rFonts w:ascii="黑体" w:hAnsi="黑体" w:eastAsia="黑体"/>
+          <w:b/>
+          <w:sz w:val="32"/>
+        </w:rPr>
+        <w:t>19　大山里的女校长</w:t>
+      </w:r>
+    </w:p>
+    <w:p>
+      <w:pPr>
+        <w:pageBreakBefore w:val="0"/>
+        <w:spacing w:line="312" w:lineRule="auto" w:before="0" w:after="200"/>
+      </w:pPr>
+      <w:r>
+        <w:rPr>
+          <w:rFonts w:ascii="宋体" w:hAnsi="宋体" w:eastAsia="宋体"/>
+          <w:b w:val="0"/>
+          <w:color w:val="595959"/>
+          <w:sz w:val="20"/>
+        </w:rPr>
+        <w:t>人物：张桂梅 ｜ 成就：创办华坪女子高级中学，帮助两千多名山区女孩圆大学梦 ｜ 知识点：教育改变命运 ｜ 适读年龄：8~14 岁 ｜ 朗读时长：约 6 分钟</w:t>
+      </w:r>
+    </w:p>
+    <w:p>
+      <w:pPr>
+        <w:pageBreakBefore w:val="0"/>
+        <w:spacing w:line="312" w:lineRule="auto" w:before="0" w:after="0"/>
+        <w:ind w:firstLine="480"/>
+      </w:pPr>
+      <w:r>
+        <w:rPr>
+          <w:rFonts w:ascii="楷体" w:hAnsi="楷体" w:eastAsia="楷体"/>
+          <w:b w:val="0"/>
+          <w:sz w:val="24"/>
+        </w:rPr>
+        <w:t>在云南丽江的华坪县，大山深处，有一所特别的学校——华坪女子高级中学。这是全国第一所全免费的公办女子高中。 创办这所学校的人，是一位身患二十多种疾病的女教师——张桂梅。 张桂梅年轻时从东北来到云南支教。她发现一个让人心碎的现象：大山里的女孩，很多人读着读着书就不见了——不是因为笨，而是因为家里觉得"女娃娃读书没用"，让她们早早嫁人或打工。 "我一定要办一所免费的女子高中，让山里的女孩子都能读高中、考大学！" 这个想法说起来容易，做起来太难了。没钱、没地、没老师，甚至连建校的批文都拿不到。张桂梅利用寒暑假到处筹款，五年只筹到了一万多元——被人当成骗子，被狗追，被吐口水。 她没有放弃。终于，在党委政府的支持下，2008 年，华坪女子高级中学建成了。 学校建成了，更难的是让女孩们留下来读书。 张桂梅走遍了大山里的每一个村子，一户一户地做家长的工作。她把家安在了学生宿舍，和学生同吃同住。每天凌晨五点起床，陪着学生晨读、上课、自习，一直到深夜查完寝才休息。 她身患二十多种疾病，手指贴满了膏药，疼痛难忍时吃止痛药坚持。她的手上贴满了膏药，走路需要搀扶，但她每天五点准时出现在教室门口。 十几年来，两千多名大山里的女孩从这里走进了大学：有的成了医生，有的成了教师，有的成了警察，有的成了一名军人……她们中的一个女孩说： "张老师，是你让我知道，女孩子的人生，不该只有嫁人这一条路。" 张桂梅没有自己的孩子，但她有两千多个"女儿"。她说："我这辈子的价值，就是救了一代人。不管是多是少，她们后面过得比我好、比我幸福，就足够了。" 她被授予"七一勋章"和"时代楷模"称号。但她说，自己最大的勋章，是每一个女孩走出大山时的笑脸。</w:t>
+      </w:r>
+    </w:p>
+    <w:p>
+      <w:pPr>
+        <w:pageBreakBefore w:val="0"/>
+        <w:spacing w:line="312" w:lineRule="auto" w:before="200" w:after="0"/>
+      </w:pPr>
+      <w:r>
+        <w:rPr>
+          <w:rFonts w:ascii="宋体" w:hAnsi="宋体" w:eastAsia="宋体"/>
+          <w:b/>
+          <w:color w:val="595959"/>
+          <w:sz w:val="23"/>
+        </w:rPr>
+        <w:t>小启示：</w:t>
+      </w:r>
+    </w:p>
+    <w:p>
+      <w:pPr>
+        <w:pageBreakBefore w:val="0"/>
+        <w:spacing w:line="312" w:lineRule="auto" w:before="0" w:after="0"/>
+      </w:pPr>
+      <w:r>
+        <w:rPr>
+          <w:rFonts w:ascii="宋体" w:hAnsi="宋体" w:eastAsia="宋体"/>
+          <w:b w:val="0"/>
+          <w:color w:val="595959"/>
+          <w:sz w:val="23"/>
+        </w:rPr>
+        <w:t>张桂梅用一个人的一生，改变了两千多个女孩的命运。教育的意义，不只是传授知识，更是给每一个孩子打开一扇通向更大世界的门。</w:t>
+      </w:r>
+    </w:p>
     <w:sectPr>
       <w:footerReference w:type="default" r:id="rId9"/>
       <w:pgSz w:w="12240" w:h="15840"/>

--- a/合集打印版/励志故事·朗读手册.docx
+++ b/合集打印版/励志故事·朗读手册.docx
@@ -42,7 +42,7 @@
           <w:b/>
           <w:sz w:val="36"/>
         </w:rPr>
-        <w:t>名人轶事与励志小故事　共 19 篇</w:t>
+        <w:t>名人轶事与励志小故事　共 21 篇</w:t>
       </w:r>
     </w:p>
     <w:p>
@@ -1537,6 +1537,154 @@
           <w:sz w:val="23"/>
         </w:rPr>
         <w:t>张桂梅用一个人的一生，改变了两千多个女孩的命运。教育的意义，不只是传授知识，更是给每一个孩子打开一扇通向更大世界的门。</w:t>
+      </w:r>
+    </w:p>
+    <w:p>
+      <w:pPr>
+        <w:pageBreakBefore/>
+        <w:spacing w:line="312" w:lineRule="auto" w:before="0" w:after="80"/>
+      </w:pPr>
+      <w:r>
+        <w:rPr>
+          <w:rFonts w:ascii="黑体" w:hAnsi="黑体" w:eastAsia="黑体"/>
+          <w:b/>
+          <w:sz w:val="32"/>
+        </w:rPr>
+        <w:t>20　贫民窟的圣人</w:t>
+      </w:r>
+    </w:p>
+    <w:p>
+      <w:pPr>
+        <w:pageBreakBefore w:val="0"/>
+        <w:spacing w:line="312" w:lineRule="auto" w:before="0" w:after="200"/>
+      </w:pPr>
+      <w:r>
+        <w:rPr>
+          <w:rFonts w:ascii="宋体" w:hAnsi="宋体" w:eastAsia="宋体"/>
+          <w:b w:val="0"/>
+          <w:color w:val="595959"/>
+          <w:sz w:val="20"/>
+        </w:rPr>
+        <w:t>人物：特蕾莎修女 ｜ 成就：创立仁爱传教会，1979 年诺贝尔和平奖 ｜ 知识点：用一生爱最穷苦的人 ｜ 适读年龄：6~14 岁 ｜ 朗读时长：约 6 分钟</w:t>
+      </w:r>
+    </w:p>
+    <w:p>
+      <w:pPr>
+        <w:pageBreakBefore w:val="0"/>
+        <w:spacing w:line="312" w:lineRule="auto" w:before="0" w:after="0"/>
+        <w:ind w:firstLine="480"/>
+      </w:pPr>
+      <w:r>
+        <w:rPr>
+          <w:rFonts w:ascii="楷体" w:hAnsi="楷体" w:eastAsia="楷体"/>
+          <w:b w:val="0"/>
+          <w:sz w:val="24"/>
+        </w:rPr>
+        <w:t>在印度加尔各答的街头，有一位矮小的修女。她穿着白色的沙丽，边上有三道蓝色的条纹。 她叫特蕾莎修女，被人们称为"贫民窟的圣人"。 特蕾莎修女本来出生在欧洲一个舒适的家庭。十八岁那年，她听到上帝的召唤，远赴印度加尔各答做修女。在那里，她看到了世界上最触目惊心的贫穷和苦难。 街头有很多被遗弃的人：生病的老人、无家可归的孩子、被社会抛弃的病人。他们躺在路边，没有人照顾。 特蕾莎修女说："我不能改变整个世界，但我可以改变一个人的世界。" 她开始照顾那些最穷苦、最被人嫌弃的人。她为他们清洗伤口、喂他们吃饭、陪他们走完人生的最后一程。 后来，她创立了"仁爱传教会"。她的修女们走进贫民窟、走进麻风病人收容所、走进临终者之家——照顾那些被全世界遗忘的人。 有人问她："你为什么要在这些人身上浪费时间？" 她回答："他们不是'这些人'，他们是上帝的孩子。每一个人都值得被爱。" 特蕾莎修女一生没有攒下任何财产。她住的地方只有一张床、一把椅子和一个水桶。但她获得了全世界最多的尊重——1979 年，她被授予诺贝尔和平奖。 领奖时，她穿着那件最朴素的白色沙丽。有人问她成功的秘诀，她说： "我们做不了大事，但我们可以用大爱去做小事。"</w:t>
+      </w:r>
+    </w:p>
+    <w:p>
+      <w:pPr>
+        <w:pageBreakBefore w:val="0"/>
+        <w:spacing w:line="312" w:lineRule="auto" w:before="200" w:after="0"/>
+      </w:pPr>
+      <w:r>
+        <w:rPr>
+          <w:rFonts w:ascii="宋体" w:hAnsi="宋体" w:eastAsia="宋体"/>
+          <w:b/>
+          <w:color w:val="595959"/>
+          <w:sz w:val="23"/>
+        </w:rPr>
+        <w:t>小启示：</w:t>
+      </w:r>
+    </w:p>
+    <w:p>
+      <w:pPr>
+        <w:pageBreakBefore w:val="0"/>
+        <w:spacing w:line="312" w:lineRule="auto" w:before="0" w:after="0"/>
+      </w:pPr>
+      <w:r>
+        <w:rPr>
+          <w:rFonts w:ascii="宋体" w:hAnsi="宋体" w:eastAsia="宋体"/>
+          <w:b w:val="0"/>
+          <w:color w:val="595959"/>
+          <w:sz w:val="23"/>
+        </w:rPr>
+        <w:t>特蕾莎修女用一生告诉我们——你不需要做惊天动地的大事，只需要用真心去关心身边每一个需要帮助的人。每一个微小的善行，都是伟大的爱。</w:t>
+      </w:r>
+    </w:p>
+    <w:p>
+      <w:pPr>
+        <w:pageBreakBefore/>
+        <w:spacing w:line="312" w:lineRule="auto" w:before="0" w:after="80"/>
+      </w:pPr>
+      <w:r>
+        <w:rPr>
+          <w:rFonts w:ascii="黑体" w:hAnsi="黑体" w:eastAsia="黑体"/>
+          <w:b/>
+          <w:sz w:val="32"/>
+        </w:rPr>
+        <w:t>21　西行取经</w:t>
+      </w:r>
+    </w:p>
+    <w:p>
+      <w:pPr>
+        <w:pageBreakBefore w:val="0"/>
+        <w:spacing w:line="312" w:lineRule="auto" w:before="0" w:after="200"/>
+      </w:pPr>
+      <w:r>
+        <w:rPr>
+          <w:rFonts w:ascii="宋体" w:hAnsi="宋体" w:eastAsia="宋体"/>
+          <w:b w:val="0"/>
+          <w:color w:val="595959"/>
+          <w:sz w:val="20"/>
+        </w:rPr>
+        <w:t>人物：玄奘 ｜ 成就：西行取经、翻译佛经 ｜ 知识点：信念 + 坚持 ｜ 适读年龄：6~14 岁 ｜ 朗读时长：约 6 分钟</w:t>
+      </w:r>
+    </w:p>
+    <w:p>
+      <w:pPr>
+        <w:pageBreakBefore w:val="0"/>
+        <w:spacing w:line="312" w:lineRule="auto" w:before="0" w:after="0"/>
+        <w:ind w:firstLine="480"/>
+      </w:pPr>
+      <w:r>
+        <w:rPr>
+          <w:rFonts w:ascii="楷体" w:hAnsi="楷体" w:eastAsia="楷体"/>
+          <w:b w:val="0"/>
+          <w:sz w:val="24"/>
+        </w:rPr>
+        <w:t>你可能看过《西游记》，知道唐僧带着孙悟空、猪八戒和沙和尚去西天取经。但你知道吗？唐僧的原型，是一个真实的历史人物——玄奘。 玄奘是唐朝的一位高僧。他发现从印度传来的佛经翻译不完整，很多经义理解不清。他决定：亲自去佛教的发源地——天竺（今印度），取回真正的经书。 那时候，唐朝禁止百姓私自出关西行。玄奘只好"偷渡"出境，独自一人踏上了西行之路。 这条路有多难？他穿越了八百里沙漠。沙漠里没有水、没有路、没有人，只有望不到边的黄沙和毒辣的太阳。他不小心打翻了水袋，四夜五天没有喝到一滴水，嘴巴干裂，几乎昏倒在沙丘上。 但他咬着牙，靠着一种信念走了下去："宁可就西而死，岂归东而生！"——宁可向西而死，绝不往东退回一步！ 后来，他终于走出了沙漠，到达了高昌国。高昌王被他感动，赠送了大批物资和人马，继续西行。 他翻过了终年积雪的凌山，跨过了热气腾腾的大沙漠，历经了无数个国家。一路上，他一边走一边学习，拜访了各地的高僧大德，学习了大量的佛经和梵文。 在天竺（印度），他拜师学习了五年，学遍了所有的佛经。然后，他在曲女城的无遮大会上，宣讲佛法十八天，没有一个人能反驳他的观点——他被尊称为"大乘天"！ 贞观十九年（645 年），玄奘带着六百五十七部佛经回到长安。唐太宗亲自接见了他。 回国后的十九年里，玄奘翻译佛经七十五部、一千三百三十五卷，还口述了《大唐西域记》，记录了沿途一百多个国家和地区的风土人情。 这本书后来成为研究古代中亚和南亚历史最重要的文献之一。</w:t>
+      </w:r>
+    </w:p>
+    <w:p>
+      <w:pPr>
+        <w:pageBreakBefore w:val="0"/>
+        <w:spacing w:line="312" w:lineRule="auto" w:before="200" w:after="0"/>
+      </w:pPr>
+      <w:r>
+        <w:rPr>
+          <w:rFonts w:ascii="宋体" w:hAnsi="宋体" w:eastAsia="宋体"/>
+          <w:b/>
+          <w:color w:val="595959"/>
+          <w:sz w:val="23"/>
+        </w:rPr>
+        <w:t>小启示：</w:t>
+      </w:r>
+    </w:p>
+    <w:p>
+      <w:pPr>
+        <w:pageBreakBefore w:val="0"/>
+        <w:spacing w:line="312" w:lineRule="auto" w:before="0" w:after="0"/>
+      </w:pPr>
+      <w:r>
+        <w:rPr>
+          <w:rFonts w:ascii="宋体" w:hAnsi="宋体" w:eastAsia="宋体"/>
+          <w:b w:val="0"/>
+          <w:color w:val="595959"/>
+          <w:sz w:val="23"/>
+        </w:rPr>
+        <w:t>玄奘独自一人，用了十七年走完了五万公里的西行路。他没有孙悟空的保护，没有筋斗云的便利。他有的，只是坚定的信念和永不放弃的意志。信念加上坚持，可以创造奇迹。</w:t>
       </w:r>
     </w:p>
     <w:sectPr>
